--- a/Meadow_Pathways_Complaints_Policy.docx
+++ b/Meadow_Pathways_Complaints_Policy.docx
@@ -5,8 +5,14 @@
     <w:p>
       <w:pPr>
         <w:pStyle w:val="Title"/>
+        <w:rPr>
+          <w:color w:val="4F6228" w:themeColor="accent3" w:themeShade="80"/>
+        </w:rPr>
       </w:pPr>
       <w:r>
+        <w:rPr>
+          <w:color w:val="4F6228" w:themeColor="accent3" w:themeShade="80"/>
+        </w:rPr>
         <w:t>Complaints Policy</w:t>
       </w:r>
     </w:p>
@@ -40,8 +46,14 @@
     <w:p>
       <w:pPr>
         <w:pStyle w:val="Heading1"/>
+        <w:rPr>
+          <w:color w:val="4F6228" w:themeColor="accent3" w:themeShade="80"/>
+        </w:rPr>
       </w:pPr>
       <w:r>
+        <w:rPr>
+          <w:color w:val="4F6228" w:themeColor="accent3" w:themeShade="80"/>
+        </w:rPr>
         <w:t>1. Policy Statement</w:t>
       </w:r>
     </w:p>
@@ -65,8 +77,14 @@
     <w:p>
       <w:pPr>
         <w:pStyle w:val="Heading1"/>
+        <w:rPr>
+          <w:color w:val="4F6228" w:themeColor="accent3" w:themeShade="80"/>
+        </w:rPr>
       </w:pPr>
       <w:r>
+        <w:rPr>
+          <w:color w:val="4F6228" w:themeColor="accent3" w:themeShade="80"/>
+        </w:rPr>
         <w:t>2. Scope</w:t>
       </w:r>
     </w:p>
@@ -84,8 +102,14 @@
     <w:p>
       <w:pPr>
         <w:pStyle w:val="Heading1"/>
+        <w:rPr>
+          <w:color w:val="4F6228" w:themeColor="accent3" w:themeShade="80"/>
+        </w:rPr>
       </w:pPr>
       <w:r>
+        <w:rPr>
+          <w:color w:val="4F6228" w:themeColor="accent3" w:themeShade="80"/>
+        </w:rPr>
         <w:t>3. Guiding Principles</w:t>
       </w:r>
     </w:p>
@@ -97,8 +121,14 @@
     <w:p>
       <w:pPr>
         <w:pStyle w:val="Heading1"/>
+        <w:rPr>
+          <w:color w:val="4F6228" w:themeColor="accent3" w:themeShade="80"/>
+        </w:rPr>
       </w:pPr>
       <w:r>
+        <w:rPr>
+          <w:color w:val="4F6228" w:themeColor="accent3" w:themeShade="80"/>
+        </w:rPr>
         <w:t>4. Complaints Procedure</w:t>
       </w:r>
     </w:p>
@@ -142,8 +172,14 @@
     <w:p>
       <w:pPr>
         <w:pStyle w:val="Heading1"/>
+        <w:rPr>
+          <w:color w:val="4F6228" w:themeColor="accent3" w:themeShade="80"/>
+        </w:rPr>
       </w:pPr>
       <w:r>
+        <w:rPr>
+          <w:color w:val="4F6228" w:themeColor="accent3" w:themeShade="80"/>
+        </w:rPr>
         <w:t>5. Record Keeping</w:t>
       </w:r>
     </w:p>
@@ -155,8 +191,14 @@
     <w:p>
       <w:pPr>
         <w:pStyle w:val="Heading1"/>
+        <w:rPr>
+          <w:color w:val="4F6228" w:themeColor="accent3" w:themeShade="80"/>
+        </w:rPr>
       </w:pPr>
       <w:r>
+        <w:rPr>
+          <w:color w:val="4F6228" w:themeColor="accent3" w:themeShade="80"/>
+        </w:rPr>
         <w:t>6. Escalation to the Local Authority or Other Bodies</w:t>
       </w:r>
     </w:p>
@@ -168,8 +210,14 @@
     <w:p>
       <w:pPr>
         <w:pStyle w:val="Heading1"/>
+        <w:rPr>
+          <w:color w:val="4F6228" w:themeColor="accent3" w:themeShade="80"/>
+        </w:rPr>
       </w:pPr>
       <w:r>
+        <w:rPr>
+          <w:color w:val="4F6228" w:themeColor="accent3" w:themeShade="80"/>
+        </w:rPr>
         <w:t>7. Monitoring and Review</w:t>
       </w:r>
     </w:p>
@@ -222,7 +270,13 @@
       <w:pStyle w:val="Footer"/>
     </w:pPr>
     <w:r>
-      <w:t>MPCE Complaints Policy May 2025</w:t>
+      <w:t xml:space="preserve">MPCE Complaints Policy </w:t>
+    </w:r>
+    <w:r>
+      <w:t>September</w:t>
+    </w:r>
+    <w:r>
+      <w:t xml:space="preserve"> 2025</w:t>
     </w:r>
   </w:p>
 </w:ftr>
@@ -264,18 +318,32 @@
         <w:noProof/>
       </w:rPr>
       <w:drawing>
-        <wp:anchor distT="0" distB="0" distL="114300" distR="114300" simplePos="0" relativeHeight="251658240" behindDoc="0" locked="0" layoutInCell="1" allowOverlap="1" wp14:anchorId="4E9AA8F4" wp14:editId="0CD9583D">
+        <wp:anchor distT="0" distB="0" distL="114300" distR="114300" simplePos="0" relativeHeight="251658240" behindDoc="0" locked="0" layoutInCell="1" allowOverlap="1" wp14:anchorId="0FBFED5A" wp14:editId="0B00E35B">
           <wp:simplePos x="0" y="0"/>
-          <wp:positionH relativeFrom="margin">
-            <wp:posOffset>4650981</wp:posOffset>
+          <wp:positionH relativeFrom="column">
+            <wp:posOffset>3909060</wp:posOffset>
           </wp:positionH>
-          <wp:positionV relativeFrom="margin">
-            <wp:posOffset>-680794</wp:posOffset>
+          <wp:positionV relativeFrom="paragraph">
+            <wp:posOffset>-228600</wp:posOffset>
           </wp:positionV>
-          <wp:extent cx="1668613" cy="1668613"/>
-          <wp:effectExtent l="0" t="0" r="8255" b="8255"/>
-          <wp:wrapSquare wrapText="bothSides"/>
-          <wp:docPr id="397927785" name="Picture 1" descr="A logo of a road and sun&#10;&#10;AI-generated content may be incorrect."/>
+          <wp:extent cx="2225040" cy="2225040"/>
+          <wp:effectExtent l="0" t="0" r="3810" b="3810"/>
+          <wp:wrapThrough wrapText="bothSides">
+            <wp:wrapPolygon edited="0">
+              <wp:start x="740" y="0"/>
+              <wp:lineTo x="0" y="370"/>
+              <wp:lineTo x="0" y="20897"/>
+              <wp:lineTo x="555" y="21452"/>
+              <wp:lineTo x="740" y="21452"/>
+              <wp:lineTo x="20712" y="21452"/>
+              <wp:lineTo x="20897" y="21452"/>
+              <wp:lineTo x="21452" y="20897"/>
+              <wp:lineTo x="21452" y="370"/>
+              <wp:lineTo x="20712" y="0"/>
+              <wp:lineTo x="740" y="0"/>
+            </wp:wrapPolygon>
+          </wp:wrapThrough>
+          <wp:docPr id="515737353" name="Picture 1" descr="A logo with text and tree&#10;&#10;AI-generated content may be incorrect."/>
           <wp:cNvGraphicFramePr>
             <a:graphicFrameLocks xmlns:a="http://schemas.openxmlformats.org/drawingml/2006/main" noChangeAspect="1"/>
           </wp:cNvGraphicFramePr>
@@ -283,7 +351,7 @@
             <a:graphicData uri="http://schemas.openxmlformats.org/drawingml/2006/picture">
               <pic:pic xmlns:pic="http://schemas.openxmlformats.org/drawingml/2006/picture">
                 <pic:nvPicPr>
-                  <pic:cNvPr id="397927785" name="Picture 1" descr="A logo of a road and sun&#10;&#10;AI-generated content may be incorrect."/>
+                  <pic:cNvPr id="515737353" name="Picture 1" descr="A logo with text and tree&#10;&#10;AI-generated content may be incorrect."/>
                   <pic:cNvPicPr/>
                 </pic:nvPicPr>
                 <pic:blipFill>
@@ -295,7 +363,7 @@
                 <pic:spPr>
                   <a:xfrm>
                     <a:off x="0" y="0"/>
-                    <a:ext cx="1668613" cy="1668613"/>
+                    <a:ext cx="2225040" cy="2225040"/>
                   </a:xfrm>
                   <a:prstGeom prst="rect">
                     <a:avLst/>
